--- a/Guías/Semana 16 - Programación para la web I.docx
+++ b/Guías/Semana 16 - Programación para la web I.docx
@@ -4509,7 +4509,15 @@
                             </w:r>
                             <w:proofErr w:type="spellEnd"/>
                             <w:r>
-                              <w:t xml:space="preserve"> url = 'https://api.tu-empresa.com/v1/reportes';</w:t>
+                              <w:t xml:space="preserve"> </w:t>
+                            </w:r>
+                            <w:proofErr w:type="spellStart"/>
+                            <w:r>
+                              <w:t>url</w:t>
+                            </w:r>
+                            <w:proofErr w:type="spellEnd"/>
+                            <w:r>
+                              <w:t xml:space="preserve"> = 'https://api.tu-empresa.com/v1/reportes';</w:t>
                             </w:r>
                           </w:p>
                           <w:p>
@@ -7989,15 +7997,7 @@
                             </w:r>
                             <w:proofErr w:type="spellEnd"/>
                             <w:r>
-                              <w:t xml:space="preserve"> </w:t>
-                            </w:r>
-                            <w:proofErr w:type="spellStart"/>
-                            <w:r>
-                              <w:t>li</w:t>
-                            </w:r>
-                            <w:proofErr w:type="spellEnd"/>
-                            <w:r>
-                              <w:t xml:space="preserve"> = </w:t>
+                              <w:t xml:space="preserve"> li = </w:t>
                             </w:r>
                             <w:proofErr w:type="spellStart"/>
                             <w:proofErr w:type="gramStart"/>
@@ -8940,13 +8940,7 @@
                           </w:p>
                           <w:p>
                             <w:r>
-                              <w:t>mi-proyecto</w:t>
-                            </w:r>
-                            <w:r>
-                              <w:t xml:space="preserve"> </w:t>
-                            </w:r>
-                            <w:r>
-                              <w:t>/</w:t>
+                              <w:t>mi-proyecto /</w:t>
                             </w:r>
                           </w:p>
                           <w:p>
@@ -14202,593 +14196,6 @@
     <w:p/>
     <w:p/>
     <w:p/>
-    <w:p/>
-    <w:p>
-      <w:r>
-        <w:br w:type="page"/>
-      </w:r>
-    </w:p>
-    <w:p>
-      <w:r>
-        <w:rPr>
-          <w:noProof/>
-        </w:rPr>
-        <w:lastRenderedPageBreak/>
-        <mc:AlternateContent>
-          <mc:Choice Requires="wps">
-            <w:drawing>
-              <wp:anchor distT="45720" distB="45720" distL="114300" distR="114300" simplePos="0" relativeHeight="252165120" behindDoc="0" locked="0" layoutInCell="1" allowOverlap="1" wp14:anchorId="119163E6" wp14:editId="53D31E5A">
-                <wp:simplePos x="0" y="0"/>
-                <wp:positionH relativeFrom="margin">
-                  <wp:posOffset>0</wp:posOffset>
-                </wp:positionH>
-                <wp:positionV relativeFrom="paragraph">
-                  <wp:posOffset>-53232</wp:posOffset>
-                </wp:positionV>
-                <wp:extent cx="10956290" cy="6810375"/>
-                <wp:effectExtent l="0" t="0" r="0" b="0"/>
-                <wp:wrapNone/>
-                <wp:docPr id="1720720892" name="Cuadro de texto 2"/>
-                <wp:cNvGraphicFramePr>
-                  <a:graphicFrameLocks xmlns:a="http://schemas.openxmlformats.org/drawingml/2006/main"/>
-                </wp:cNvGraphicFramePr>
-                <a:graphic xmlns:a="http://schemas.openxmlformats.org/drawingml/2006/main">
-                  <a:graphicData uri="http://schemas.microsoft.com/office/word/2010/wordprocessingShape">
-                    <wps:wsp>
-                      <wps:cNvSpPr txBox="1">
-                        <a:spLocks noChangeArrowheads="1"/>
-                      </wps:cNvSpPr>
-                      <wps:spPr bwMode="auto">
-                        <a:xfrm>
-                          <a:off x="0" y="0"/>
-                          <a:ext cx="10956290" cy="6810375"/>
-                        </a:xfrm>
-                        <a:prstGeom prst="rect">
-                          <a:avLst/>
-                        </a:prstGeom>
-                        <a:noFill/>
-                        <a:ln w="9525">
-                          <a:noFill/>
-                          <a:miter lim="800000"/>
-                          <a:headEnd/>
-                          <a:tailEnd/>
-                        </a:ln>
-                      </wps:spPr>
-                      <wps:txbx>
-                        <w:txbxContent>
-                          <w:p>
-                            <w:pPr>
-                              <w:pStyle w:val="Ttulo1"/>
-                            </w:pPr>
-                            <w:r>
-                              <w:t>¿Debería Saber Algo Más?</w:t>
-                            </w:r>
-                          </w:p>
-                          <w:p>
-                            <w:r>
-                              <w:t>El siguiente nivel es dominar las herramientas que trabajan con ellas:</w:t>
-                            </w:r>
-                          </w:p>
-                          <w:p>
-                            <w:proofErr w:type="spellStart"/>
-                            <w:r>
-                              <w:t>async</w:t>
-                            </w:r>
-                            <w:proofErr w:type="spellEnd"/>
-                            <w:r>
-                              <w:t>/</w:t>
-                            </w:r>
-                            <w:proofErr w:type="spellStart"/>
-                            <w:r>
-                              <w:t>await</w:t>
-                            </w:r>
-                            <w:proofErr w:type="spellEnd"/>
-                            <w:r>
-                              <w:t xml:space="preserve"> y </w:t>
-                            </w:r>
-                            <w:proofErr w:type="spellStart"/>
-                            <w:r>
-                              <w:t>fetch</w:t>
-                            </w:r>
-                            <w:proofErr w:type="spellEnd"/>
-                            <w:r>
-                              <w:t xml:space="preserve"> son la base, pero el mundo real de las </w:t>
-                            </w:r>
-                            <w:proofErr w:type="spellStart"/>
-                            <w:r>
-                              <w:t>APIs</w:t>
-                            </w:r>
-                            <w:proofErr w:type="spellEnd"/>
-                            <w:r>
-                              <w:t xml:space="preserve"> es más complejo.</w:t>
-                            </w:r>
-                          </w:p>
-                          <w:p/>
-                          <w:p>
-                            <w:proofErr w:type="spellStart"/>
-                            <w:proofErr w:type="gramStart"/>
-                            <w:r>
-                              <w:rPr>
-                                <w:b/>
-                                <w:bCs/>
-                              </w:rPr>
-                              <w:t>Promise.all</w:t>
-                            </w:r>
-                            <w:proofErr w:type="spellEnd"/>
-                            <w:r>
-                              <w:rPr>
-                                <w:b/>
-                                <w:bCs/>
-                              </w:rPr>
-                              <w:t>(</w:t>
-                            </w:r>
-                            <w:proofErr w:type="gramEnd"/>
-                            <w:r>
-                              <w:rPr>
-                                <w:b/>
-                                <w:bCs/>
-                              </w:rPr>
-                              <w:t xml:space="preserve">) con </w:t>
-                            </w:r>
-                            <w:proofErr w:type="spellStart"/>
-                            <w:r>
-                              <w:rPr>
-                                <w:b/>
-                                <w:bCs/>
-                              </w:rPr>
-                              <w:t>async</w:t>
-                            </w:r>
-                            <w:proofErr w:type="spellEnd"/>
-                            <w:r>
-                              <w:rPr>
-                                <w:b/>
-                                <w:bCs/>
-                              </w:rPr>
-                              <w:t>/</w:t>
-                            </w:r>
-                            <w:proofErr w:type="spellStart"/>
-                            <w:r>
-                              <w:rPr>
-                                <w:b/>
-                                <w:bCs/>
-                              </w:rPr>
-                              <w:t>await</w:t>
-                            </w:r>
-                            <w:proofErr w:type="spellEnd"/>
-                            <w:r>
-                              <w:rPr>
-                                <w:b/>
-                                <w:bCs/>
-                              </w:rPr>
-                              <w:t>:</w:t>
-                            </w:r>
-                            <w:r>
-                              <w:t xml:space="preserve"> ¿Qué pasa si necesitas cargar el perfil del usuario Y sus publicaciones al mismo tiempo? No quieres hacer </w:t>
-                            </w:r>
-                            <w:proofErr w:type="spellStart"/>
-                            <w:r>
-                              <w:t>await</w:t>
-                            </w:r>
-                            <w:proofErr w:type="spellEnd"/>
-                            <w:r>
-                              <w:t xml:space="preserve"> </w:t>
-                            </w:r>
-                            <w:proofErr w:type="spellStart"/>
-                            <w:proofErr w:type="gramStart"/>
-                            <w:r>
-                              <w:t>fetchUser</w:t>
-                            </w:r>
-                            <w:proofErr w:type="spellEnd"/>
-                            <w:r>
-                              <w:t>(</w:t>
-                            </w:r>
-                            <w:proofErr w:type="gramEnd"/>
-                            <w:r>
-                              <w:t xml:space="preserve">) y luego </w:t>
-                            </w:r>
-                            <w:proofErr w:type="spellStart"/>
-                            <w:r>
-                              <w:t>await</w:t>
-                            </w:r>
-                            <w:proofErr w:type="spellEnd"/>
-                            <w:r>
-                              <w:t xml:space="preserve"> </w:t>
-                            </w:r>
-                            <w:proofErr w:type="spellStart"/>
-                            <w:proofErr w:type="gramStart"/>
-                            <w:r>
-                              <w:t>fetchPosts</w:t>
-                            </w:r>
-                            <w:proofErr w:type="spellEnd"/>
-                            <w:r>
-                              <w:t>(</w:t>
-                            </w:r>
-                            <w:proofErr w:type="gramEnd"/>
-                            <w:r>
-                              <w:t>), porque eso las haría en serie.</w:t>
-                            </w:r>
-                          </w:p>
-                          <w:p/>
-                          <w:p>
-                            <w:r>
-                              <w:t>Configuración Estricta de Parámetros de Integración (Requerimiento)</w:t>
-                            </w:r>
-                          </w:p>
-                          <w:p>
-                            <w:r>
-                              <w:t>En la práctica vimos cómo enviar un Header básico de autorización. Al preparar arquitecturas integradoras, es vital entender el concepto de Procedimiento Técnico: Cuando integramos servicios entre el Front-End y los microservicios en Java Spring Boot o análisis de Python de nuestra empresa, el equipo de Back-End entrega un documento llamado Contrato de API (Swagger/</w:t>
-                            </w:r>
-                            <w:proofErr w:type="spellStart"/>
-                            <w:r>
-                              <w:t>OpenAPI</w:t>
-                            </w:r>
-                            <w:proofErr w:type="spellEnd"/>
-                            <w:r>
-                              <w:t xml:space="preserve">). </w:t>
-                            </w:r>
-                            <w:r>
-                              <w:rPr>
-                                <w:b/>
-                                <w:bCs/>
-                              </w:rPr>
-                              <w:t>Ese documento dicta las reglas:</w:t>
-                            </w:r>
-                          </w:p>
-                          <w:p>
-                            <w:r>
-                              <w:rPr>
-                                <w:b/>
-                                <w:bCs/>
-                              </w:rPr>
-                              <w:t>Tipo de contenido:</w:t>
-                            </w:r>
-                            <w:r>
-                              <w:t xml:space="preserve"> Si enviamos datos (POST), debemos configurar el </w:t>
-                            </w:r>
-                            <w:proofErr w:type="spellStart"/>
-                            <w:r>
-                              <w:t>header</w:t>
-                            </w:r>
-                            <w:proofErr w:type="spellEnd"/>
-                            <w:r>
-                              <w:t xml:space="preserve"> 'Content-</w:t>
-                            </w:r>
-                            <w:proofErr w:type="spellStart"/>
-                            <w:r>
-                              <w:t>Type</w:t>
-                            </w:r>
-                            <w:proofErr w:type="spellEnd"/>
-                            <w:r>
-                              <w:t>': '</w:t>
-                            </w:r>
-                            <w:proofErr w:type="spellStart"/>
-                            <w:r>
-                              <w:t>application</w:t>
-                            </w:r>
-                            <w:proofErr w:type="spellEnd"/>
-                            <w:r>
-                              <w:t>/</w:t>
-                            </w:r>
-                            <w:proofErr w:type="spellStart"/>
-                            <w:r>
-                              <w:t>json</w:t>
-                            </w:r>
-                            <w:proofErr w:type="spellEnd"/>
-                            <w:r>
-                              <w:t>'.</w:t>
-                            </w:r>
-                          </w:p>
-                          <w:p>
-                            <w:r>
-                              <w:rPr>
-                                <w:b/>
-                                <w:bCs/>
-                              </w:rPr>
-                              <w:t>Tokens:</w:t>
-                            </w:r>
-                            <w:r>
-                              <w:t xml:space="preserve"> Las API Keys no se ponen en la URL por seguridad, se configuran en la cabecera '</w:t>
-                            </w:r>
-                            <w:proofErr w:type="spellStart"/>
-                            <w:r>
-                              <w:t>Authorization</w:t>
-                            </w:r>
-                            <w:proofErr w:type="spellEnd"/>
-                            <w:r>
-                              <w:t xml:space="preserve">': 'Bearer &lt;tu-token&gt;'. Dominar el objeto de configuración del </w:t>
-                            </w:r>
-                            <w:proofErr w:type="spellStart"/>
-                            <w:r>
-                              <w:t>fetch</w:t>
-                            </w:r>
-                            <w:proofErr w:type="spellEnd"/>
-                            <w:r>
-                              <w:t xml:space="preserve"> es lo que separa a un maquetador de un ingeniero de integración web.</w:t>
-                            </w:r>
-                          </w:p>
-                          <w:p/>
-                        </w:txbxContent>
-                      </wps:txbx>
-                      <wps:bodyPr rot="0" vert="horz" wrap="square" lIns="91440" tIns="45720" rIns="91440" bIns="45720" anchor="t" anchorCtr="0">
-                        <a:noAutofit/>
-                      </wps:bodyPr>
-                    </wps:wsp>
-                  </a:graphicData>
-                </a:graphic>
-                <wp14:sizeRelH relativeFrom="margin">
-                  <wp14:pctWidth>0</wp14:pctWidth>
-                </wp14:sizeRelH>
-                <wp14:sizeRelV relativeFrom="margin">
-                  <wp14:pctHeight>0</wp14:pctHeight>
-                </wp14:sizeRelV>
-              </wp:anchor>
-            </w:drawing>
-          </mc:Choice>
-          <mc:Fallback>
-            <w:pict>
-              <v:shape w14:anchorId="119163E6" id="_x0000_s1044" type="#_x0000_t202" style="position:absolute;left:0;text-align:left;margin-left:0;margin-top:-4.2pt;width:862.7pt;height:536.25pt;z-index:252165120;visibility:visible;mso-wrap-style:square;mso-width-percent:0;mso-height-percent:0;mso-wrap-distance-left:9pt;mso-wrap-distance-top:3.6pt;mso-wrap-distance-right:9pt;mso-wrap-distance-bottom:3.6pt;mso-position-horizontal:absolute;mso-position-horizontal-relative:margin;mso-position-vertical:absolute;mso-position-vertical-relative:text;mso-width-percent:0;mso-height-percent:0;mso-width-relative:margin;mso-height-relative:margin;v-text-anchor:top" o:gfxdata="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" filled="f" stroked="f">
-                <v:textbox>
-                  <w:txbxContent>
-                    <w:p>
-                      <w:pPr>
-                        <w:pStyle w:val="Ttulo1"/>
-                      </w:pPr>
-                      <w:r>
-                        <w:t>¿Debería Saber Algo Más?</w:t>
-                      </w:r>
-                    </w:p>
-                    <w:p>
-                      <w:r>
-                        <w:t>El siguiente nivel es dominar las herramientas que trabajan con ellas:</w:t>
-                      </w:r>
-                    </w:p>
-                    <w:p>
-                      <w:proofErr w:type="spellStart"/>
-                      <w:r>
-                        <w:t>async</w:t>
-                      </w:r>
-                      <w:proofErr w:type="spellEnd"/>
-                      <w:r>
-                        <w:t>/</w:t>
-                      </w:r>
-                      <w:proofErr w:type="spellStart"/>
-                      <w:r>
-                        <w:t>await</w:t>
-                      </w:r>
-                      <w:proofErr w:type="spellEnd"/>
-                      <w:r>
-                        <w:t xml:space="preserve"> y </w:t>
-                      </w:r>
-                      <w:proofErr w:type="spellStart"/>
-                      <w:r>
-                        <w:t>fetch</w:t>
-                      </w:r>
-                      <w:proofErr w:type="spellEnd"/>
-                      <w:r>
-                        <w:t xml:space="preserve"> son la base, pero el mundo real de las </w:t>
-                      </w:r>
-                      <w:proofErr w:type="spellStart"/>
-                      <w:r>
-                        <w:t>APIs</w:t>
-                      </w:r>
-                      <w:proofErr w:type="spellEnd"/>
-                      <w:r>
-                        <w:t xml:space="preserve"> es más complejo.</w:t>
-                      </w:r>
-                    </w:p>
-                    <w:p/>
-                    <w:p>
-                      <w:proofErr w:type="spellStart"/>
-                      <w:proofErr w:type="gramStart"/>
-                      <w:r>
-                        <w:rPr>
-                          <w:b/>
-                          <w:bCs/>
-                        </w:rPr>
-                        <w:t>Promise.all</w:t>
-                      </w:r>
-                      <w:proofErr w:type="spellEnd"/>
-                      <w:r>
-                        <w:rPr>
-                          <w:b/>
-                          <w:bCs/>
-                        </w:rPr>
-                        <w:t>(</w:t>
-                      </w:r>
-                      <w:proofErr w:type="gramEnd"/>
-                      <w:r>
-                        <w:rPr>
-                          <w:b/>
-                          <w:bCs/>
-                        </w:rPr>
-                        <w:t xml:space="preserve">) con </w:t>
-                      </w:r>
-                      <w:proofErr w:type="spellStart"/>
-                      <w:r>
-                        <w:rPr>
-                          <w:b/>
-                          <w:bCs/>
-                        </w:rPr>
-                        <w:t>async</w:t>
-                      </w:r>
-                      <w:proofErr w:type="spellEnd"/>
-                      <w:r>
-                        <w:rPr>
-                          <w:b/>
-                          <w:bCs/>
-                        </w:rPr>
-                        <w:t>/</w:t>
-                      </w:r>
-                      <w:proofErr w:type="spellStart"/>
-                      <w:r>
-                        <w:rPr>
-                          <w:b/>
-                          <w:bCs/>
-                        </w:rPr>
-                        <w:t>await</w:t>
-                      </w:r>
-                      <w:proofErr w:type="spellEnd"/>
-                      <w:r>
-                        <w:rPr>
-                          <w:b/>
-                          <w:bCs/>
-                        </w:rPr>
-                        <w:t>:</w:t>
-                      </w:r>
-                      <w:r>
-                        <w:t xml:space="preserve"> ¿Qué pasa si necesitas cargar el perfil del usuario Y sus publicaciones al mismo tiempo? No quieres hacer </w:t>
-                      </w:r>
-                      <w:proofErr w:type="spellStart"/>
-                      <w:r>
-                        <w:t>await</w:t>
-                      </w:r>
-                      <w:proofErr w:type="spellEnd"/>
-                      <w:r>
-                        <w:t xml:space="preserve"> </w:t>
-                      </w:r>
-                      <w:proofErr w:type="spellStart"/>
-                      <w:proofErr w:type="gramStart"/>
-                      <w:r>
-                        <w:t>fetchUser</w:t>
-                      </w:r>
-                      <w:proofErr w:type="spellEnd"/>
-                      <w:r>
-                        <w:t>(</w:t>
-                      </w:r>
-                      <w:proofErr w:type="gramEnd"/>
-                      <w:r>
-                        <w:t xml:space="preserve">) y luego </w:t>
-                      </w:r>
-                      <w:proofErr w:type="spellStart"/>
-                      <w:r>
-                        <w:t>await</w:t>
-                      </w:r>
-                      <w:proofErr w:type="spellEnd"/>
-                      <w:r>
-                        <w:t xml:space="preserve"> </w:t>
-                      </w:r>
-                      <w:proofErr w:type="spellStart"/>
-                      <w:proofErr w:type="gramStart"/>
-                      <w:r>
-                        <w:t>fetchPosts</w:t>
-                      </w:r>
-                      <w:proofErr w:type="spellEnd"/>
-                      <w:r>
-                        <w:t>(</w:t>
-                      </w:r>
-                      <w:proofErr w:type="gramEnd"/>
-                      <w:r>
-                        <w:t>), porque eso las haría en serie.</w:t>
-                      </w:r>
-                    </w:p>
-                    <w:p/>
-                    <w:p>
-                      <w:r>
-                        <w:t>Configuración Estricta de Parámetros de Integración (Requerimiento)</w:t>
-                      </w:r>
-                    </w:p>
-                    <w:p>
-                      <w:r>
-                        <w:t>En la práctica vimos cómo enviar un Header básico de autorización. Al preparar arquitecturas integradoras, es vital entender el concepto de Procedimiento Técnico: Cuando integramos servicios entre el Front-End y los microservicios en Java Spring Boot o análisis de Python de nuestra empresa, el equipo de Back-End entrega un documento llamado Contrato de API (Swagger/</w:t>
-                      </w:r>
-                      <w:proofErr w:type="spellStart"/>
-                      <w:r>
-                        <w:t>OpenAPI</w:t>
-                      </w:r>
-                      <w:proofErr w:type="spellEnd"/>
-                      <w:r>
-                        <w:t xml:space="preserve">). </w:t>
-                      </w:r>
-                      <w:r>
-                        <w:rPr>
-                          <w:b/>
-                          <w:bCs/>
-                        </w:rPr>
-                        <w:t>Ese documento dicta las reglas:</w:t>
-                      </w:r>
-                    </w:p>
-                    <w:p>
-                      <w:r>
-                        <w:rPr>
-                          <w:b/>
-                          <w:bCs/>
-                        </w:rPr>
-                        <w:t>Tipo de contenido:</w:t>
-                      </w:r>
-                      <w:r>
-                        <w:t xml:space="preserve"> Si enviamos datos (POST), debemos configurar el </w:t>
-                      </w:r>
-                      <w:proofErr w:type="spellStart"/>
-                      <w:r>
-                        <w:t>header</w:t>
-                      </w:r>
-                      <w:proofErr w:type="spellEnd"/>
-                      <w:r>
-                        <w:t xml:space="preserve"> 'Content-</w:t>
-                      </w:r>
-                      <w:proofErr w:type="spellStart"/>
-                      <w:r>
-                        <w:t>Type</w:t>
-                      </w:r>
-                      <w:proofErr w:type="spellEnd"/>
-                      <w:r>
-                        <w:t>': '</w:t>
-                      </w:r>
-                      <w:proofErr w:type="spellStart"/>
-                      <w:r>
-                        <w:t>application</w:t>
-                      </w:r>
-                      <w:proofErr w:type="spellEnd"/>
-                      <w:r>
-                        <w:t>/</w:t>
-                      </w:r>
-                      <w:proofErr w:type="spellStart"/>
-                      <w:r>
-                        <w:t>json</w:t>
-                      </w:r>
-                      <w:proofErr w:type="spellEnd"/>
-                      <w:r>
-                        <w:t>'.</w:t>
-                      </w:r>
-                    </w:p>
-                    <w:p>
-                      <w:r>
-                        <w:rPr>
-                          <w:b/>
-                          <w:bCs/>
-                        </w:rPr>
-                        <w:t>Tokens:</w:t>
-                      </w:r>
-                      <w:r>
-                        <w:t xml:space="preserve"> Las API Keys no se ponen en la URL por seguridad, se configuran en la cabecera '</w:t>
-                      </w:r>
-                      <w:proofErr w:type="spellStart"/>
-                      <w:r>
-                        <w:t>Authorization</w:t>
-                      </w:r>
-                      <w:proofErr w:type="spellEnd"/>
-                      <w:r>
-                        <w:t xml:space="preserve">': 'Bearer &lt;tu-token&gt;'. Dominar el objeto de configuración del </w:t>
-                      </w:r>
-                      <w:proofErr w:type="spellStart"/>
-                      <w:r>
-                        <w:t>fetch</w:t>
-                      </w:r>
-                      <w:proofErr w:type="spellEnd"/>
-                      <w:r>
-                        <w:t xml:space="preserve"> es lo que separa a un maquetador de un ingeniero de integración web.</w:t>
-                      </w:r>
-                    </w:p>
-                    <w:p/>
-                  </w:txbxContent>
-                </v:textbox>
-                <w10:wrap anchorx="margin"/>
-              </v:shape>
-            </w:pict>
-          </mc:Fallback>
-        </mc:AlternateContent>
-      </w:r>
-    </w:p>
     <w:p/>
     <w:sectPr>
       <w:headerReference w:type="even" r:id="rId9"/>
@@ -34212,6 +33619,7 @@
   <w:style w:type="character" w:default="1" w:styleId="Fuentedeprrafopredeter">
     <w:name w:val="Default Paragraph Font"/>
     <w:uiPriority w:val="1"/>
+    <w:semiHidden/>
     <w:unhideWhenUsed/>
   </w:style>
   <w:style w:type="table" w:default="1" w:styleId="Tablanormal">
